--- a/outputs/电商销量预测系统_RAG语料库与提示词_V1.0.docx
+++ b/outputs/电商销量预测系统_RAG语料库与提示词_V1.0.docx
@@ -5251,7 +5251,7 @@
           <w:color w:val="1A3A5A"/>
           <w:sz w:val="17"/>
         </w:rPr>
-        <w:t>├── models/    ORM 实体（8 个，与 8 张表一一对应）</w:t>
+        <w:t>├── models/    ORM 实体（9 个，与 9 张表一一对应）</w:t>
       </w:r>
     </w:p>
     <w:p>
